--- a/SAJE_292892_revision/deliverables_final/04_Supplementary_Material_Marked_blue.docx
+++ b/SAJE_292892_revision/deliverables_final/04_Supplementary_Material_Marked_blue.docx
@@ -14055,7 +14055,7 @@
   <w:docDefaults>
     <w:rPrDefault>
       <w:rPr>
-        <w:rFonts w:asciiTheme="minorHAnsi" w:eastAsiaTheme="minorEastAsia" w:hAnsiTheme="minorHAnsi" w:cstheme="minorBidi"/>
+        <w:rFonts w:ascii="Times New Roman" w:hAnsi="Times New Roman" w:eastAsia="Times New Roman" w:cs="Times New Roman"/>
         <w:sz w:val="22"/>
         <w:szCs w:val="22"/>
         <w:lang w:val="en-US" w:eastAsia="en-US" w:bidi="ar-SA"/>
@@ -14274,7 +14274,7 @@
       <w:outlineLvl w:val="0"/>
     </w:pPr>
     <w:rPr>
-      <w:rFonts w:asciiTheme="majorHAnsi" w:eastAsiaTheme="majorEastAsia" w:hAnsiTheme="majorHAnsi" w:cstheme="majorBidi"/>
+      <w:rFonts w:ascii="Times New Roman" w:hAnsi="Times New Roman" w:eastAsia="Times New Roman" w:cs="Times New Roman"/>
       <w:b/>
       <w:bCs/>
       <w:color w:val="365F91" w:themeColor="accent1" w:themeShade="BF"/>
@@ -14298,7 +14298,7 @@
       <w:outlineLvl w:val="1"/>
     </w:pPr>
     <w:rPr>
-      <w:rFonts w:asciiTheme="majorHAnsi" w:eastAsiaTheme="majorEastAsia" w:hAnsiTheme="majorHAnsi" w:cstheme="majorBidi"/>
+      <w:rFonts w:ascii="Times New Roman" w:hAnsi="Times New Roman" w:eastAsia="Times New Roman" w:cs="Times New Roman"/>
       <w:b/>
       <w:bCs/>
       <w:color w:val="4F81BD" w:themeColor="accent1"/>
@@ -14322,7 +14322,7 @@
       <w:outlineLvl w:val="2"/>
     </w:pPr>
     <w:rPr>
-      <w:rFonts w:asciiTheme="majorHAnsi" w:eastAsiaTheme="majorEastAsia" w:hAnsiTheme="majorHAnsi" w:cstheme="majorBidi"/>
+      <w:rFonts w:ascii="Times New Roman" w:hAnsi="Times New Roman" w:eastAsia="Times New Roman" w:cs="Times New Roman"/>
       <w:b/>
       <w:bCs/>
       <w:color w:val="4F81BD" w:themeColor="accent1"/>
@@ -14345,7 +14345,7 @@
       <w:outlineLvl w:val="3"/>
     </w:pPr>
     <w:rPr>
-      <w:rFonts w:asciiTheme="majorHAnsi" w:eastAsiaTheme="majorEastAsia" w:hAnsiTheme="majorHAnsi" w:cstheme="majorBidi"/>
+      <w:rFonts w:ascii="Times New Roman" w:hAnsi="Times New Roman" w:eastAsia="Times New Roman" w:cs="Times New Roman"/>
       <w:b/>
       <w:bCs/>
       <w:i/>
@@ -14370,7 +14370,7 @@
       <w:outlineLvl w:val="4"/>
     </w:pPr>
     <w:rPr>
-      <w:rFonts w:asciiTheme="majorHAnsi" w:eastAsiaTheme="majorEastAsia" w:hAnsiTheme="majorHAnsi" w:cstheme="majorBidi"/>
+      <w:rFonts w:ascii="Times New Roman" w:hAnsi="Times New Roman" w:eastAsia="Times New Roman" w:cs="Times New Roman"/>
       <w:color w:val="243F60" w:themeColor="accent1" w:themeShade="7F"/>
     </w:rPr>
   </w:style>
@@ -14391,7 +14391,7 @@
       <w:outlineLvl w:val="5"/>
     </w:pPr>
     <w:rPr>
-      <w:rFonts w:asciiTheme="majorHAnsi" w:eastAsiaTheme="majorEastAsia" w:hAnsiTheme="majorHAnsi" w:cstheme="majorBidi"/>
+      <w:rFonts w:ascii="Times New Roman" w:hAnsi="Times New Roman" w:eastAsia="Times New Roman" w:cs="Times New Roman"/>
       <w:i/>
       <w:iCs/>
       <w:color w:val="243F60" w:themeColor="accent1" w:themeShade="7F"/>
@@ -14414,7 +14414,7 @@
       <w:outlineLvl w:val="6"/>
     </w:pPr>
     <w:rPr>
-      <w:rFonts w:asciiTheme="majorHAnsi" w:eastAsiaTheme="majorEastAsia" w:hAnsiTheme="majorHAnsi" w:cstheme="majorBidi"/>
+      <w:rFonts w:ascii="Times New Roman" w:hAnsi="Times New Roman" w:eastAsia="Times New Roman" w:cs="Times New Roman"/>
       <w:i/>
       <w:iCs/>
       <w:color w:val="404040" w:themeColor="text1" w:themeTint="BF"/>
@@ -14437,7 +14437,7 @@
       <w:outlineLvl w:val="7"/>
     </w:pPr>
     <w:rPr>
-      <w:rFonts w:asciiTheme="majorHAnsi" w:eastAsiaTheme="majorEastAsia" w:hAnsiTheme="majorHAnsi" w:cstheme="majorBidi"/>
+      <w:rFonts w:ascii="Times New Roman" w:hAnsi="Times New Roman" w:eastAsia="Times New Roman" w:cs="Times New Roman"/>
       <w:color w:val="4F81BD" w:themeColor="accent1"/>
       <w:sz w:val="20"/>
       <w:szCs w:val="20"/>
@@ -14460,7 +14460,7 @@
       <w:outlineLvl w:val="8"/>
     </w:pPr>
     <w:rPr>
-      <w:rFonts w:asciiTheme="majorHAnsi" w:eastAsiaTheme="majorEastAsia" w:hAnsiTheme="majorHAnsi" w:cstheme="majorBidi"/>
+      <w:rFonts w:ascii="Times New Roman" w:hAnsi="Times New Roman" w:eastAsia="Times New Roman" w:cs="Times New Roman"/>
       <w:i/>
       <w:iCs/>
       <w:color w:val="404040" w:themeColor="text1" w:themeTint="BF"/>
@@ -14511,7 +14511,7 @@
     <w:uiPriority w:val="9"/>
     <w:rsid w:val="00FC693F"/>
     <w:rPr>
-      <w:rFonts w:asciiTheme="majorHAnsi" w:eastAsiaTheme="majorEastAsia" w:hAnsiTheme="majorHAnsi" w:cstheme="majorBidi"/>
+      <w:rFonts w:ascii="Times New Roman" w:hAnsi="Times New Roman" w:eastAsia="Times New Roman" w:cs="Times New Roman"/>
       <w:b/>
       <w:bCs/>
       <w:color w:val="365F91" w:themeColor="accent1" w:themeShade="BF"/>
@@ -14526,7 +14526,7 @@
     <w:uiPriority w:val="9"/>
     <w:rsid w:val="00FC693F"/>
     <w:rPr>
-      <w:rFonts w:asciiTheme="majorHAnsi" w:eastAsiaTheme="majorEastAsia" w:hAnsiTheme="majorHAnsi" w:cstheme="majorBidi"/>
+      <w:rFonts w:ascii="Times New Roman" w:hAnsi="Times New Roman" w:eastAsia="Times New Roman" w:cs="Times New Roman"/>
       <w:b/>
       <w:bCs/>
       <w:color w:val="4F81BD" w:themeColor="accent1"/>
@@ -14541,7 +14541,7 @@
     <w:uiPriority w:val="9"/>
     <w:rsid w:val="00FC693F"/>
     <w:rPr>
-      <w:rFonts w:asciiTheme="majorHAnsi" w:eastAsiaTheme="majorEastAsia" w:hAnsiTheme="majorHAnsi" w:cstheme="majorBidi"/>
+      <w:rFonts w:ascii="Times New Roman" w:hAnsi="Times New Roman" w:eastAsia="Times New Roman" w:cs="Times New Roman"/>
       <w:b/>
       <w:bCs/>
       <w:color w:val="4F81BD" w:themeColor="accent1"/>
@@ -14563,7 +14563,7 @@
       <w:contextualSpacing/>
     </w:pPr>
     <w:rPr>
-      <w:rFonts w:asciiTheme="majorHAnsi" w:eastAsiaTheme="majorEastAsia" w:hAnsiTheme="majorHAnsi" w:cstheme="majorBidi"/>
+      <w:rFonts w:ascii="Times New Roman" w:hAnsi="Times New Roman" w:eastAsia="Times New Roman" w:cs="Times New Roman"/>
       <w:color w:val="17365D" w:themeColor="text2" w:themeShade="BF"/>
       <w:spacing w:val="5"/>
       <w:kern w:val="28"/>
@@ -14578,7 +14578,7 @@
     <w:uiPriority w:val="10"/>
     <w:rsid w:val="00FC693F"/>
     <w:rPr>
-      <w:rFonts w:asciiTheme="majorHAnsi" w:eastAsiaTheme="majorEastAsia" w:hAnsiTheme="majorHAnsi" w:cstheme="majorBidi"/>
+      <w:rFonts w:ascii="Times New Roman" w:hAnsi="Times New Roman" w:eastAsia="Times New Roman" w:cs="Times New Roman"/>
       <w:color w:val="17365D" w:themeColor="text2" w:themeShade="BF"/>
       <w:spacing w:val="5"/>
       <w:kern w:val="28"/>
@@ -14600,7 +14600,7 @@
       </w:numPr>
     </w:pPr>
     <w:rPr>
-      <w:rFonts w:asciiTheme="majorHAnsi" w:eastAsiaTheme="majorEastAsia" w:hAnsiTheme="majorHAnsi" w:cstheme="majorBidi"/>
+      <w:rFonts w:ascii="Times New Roman" w:hAnsi="Times New Roman" w:eastAsia="Times New Roman" w:cs="Times New Roman"/>
       <w:i/>
       <w:iCs/>
       <w:color w:val="4F81BD" w:themeColor="accent1"/>
@@ -14616,7 +14616,7 @@
     <w:uiPriority w:val="11"/>
     <w:rsid w:val="00FC693F"/>
     <w:rPr>
-      <w:rFonts w:asciiTheme="majorHAnsi" w:eastAsiaTheme="majorEastAsia" w:hAnsiTheme="majorHAnsi" w:cstheme="majorBidi"/>
+      <w:rFonts w:ascii="Times New Roman" w:hAnsi="Times New Roman" w:eastAsia="Times New Roman" w:cs="Times New Roman"/>
       <w:i/>
       <w:iCs/>
       <w:color w:val="4F81BD" w:themeColor="accent1"/>
@@ -14914,7 +14914,7 @@
     <w:semiHidden/>
     <w:rsid w:val="00FC693F"/>
     <w:rPr>
-      <w:rFonts w:asciiTheme="majorHAnsi" w:eastAsiaTheme="majorEastAsia" w:hAnsiTheme="majorHAnsi" w:cstheme="majorBidi"/>
+      <w:rFonts w:ascii="Times New Roman" w:hAnsi="Times New Roman" w:eastAsia="Times New Roman" w:cs="Times New Roman"/>
       <w:b/>
       <w:bCs/>
       <w:i/>
@@ -14930,7 +14930,7 @@
     <w:semiHidden/>
     <w:rsid w:val="00FC693F"/>
     <w:rPr>
-      <w:rFonts w:asciiTheme="majorHAnsi" w:eastAsiaTheme="majorEastAsia" w:hAnsiTheme="majorHAnsi" w:cstheme="majorBidi"/>
+      <w:rFonts w:ascii="Times New Roman" w:hAnsi="Times New Roman" w:eastAsia="Times New Roman" w:cs="Times New Roman"/>
       <w:color w:val="243F60" w:themeColor="accent1" w:themeShade="7F"/>
     </w:rPr>
   </w:style>
@@ -14942,7 +14942,7 @@
     <w:semiHidden/>
     <w:rsid w:val="00FC693F"/>
     <w:rPr>
-      <w:rFonts w:asciiTheme="majorHAnsi" w:eastAsiaTheme="majorEastAsia" w:hAnsiTheme="majorHAnsi" w:cstheme="majorBidi"/>
+      <w:rFonts w:ascii="Times New Roman" w:hAnsi="Times New Roman" w:eastAsia="Times New Roman" w:cs="Times New Roman"/>
       <w:i/>
       <w:iCs/>
       <w:color w:val="243F60" w:themeColor="accent1" w:themeShade="7F"/>
@@ -14956,7 +14956,7 @@
     <w:semiHidden/>
     <w:rsid w:val="00FC693F"/>
     <w:rPr>
-      <w:rFonts w:asciiTheme="majorHAnsi" w:eastAsiaTheme="majorEastAsia" w:hAnsiTheme="majorHAnsi" w:cstheme="majorBidi"/>
+      <w:rFonts w:ascii="Times New Roman" w:hAnsi="Times New Roman" w:eastAsia="Times New Roman" w:cs="Times New Roman"/>
       <w:i/>
       <w:iCs/>
       <w:color w:val="404040" w:themeColor="text1" w:themeTint="BF"/>
@@ -14970,7 +14970,7 @@
     <w:semiHidden/>
     <w:rsid w:val="00FC693F"/>
     <w:rPr>
-      <w:rFonts w:asciiTheme="majorHAnsi" w:eastAsiaTheme="majorEastAsia" w:hAnsiTheme="majorHAnsi" w:cstheme="majorBidi"/>
+      <w:rFonts w:ascii="Times New Roman" w:hAnsi="Times New Roman" w:eastAsia="Times New Roman" w:cs="Times New Roman"/>
       <w:color w:val="4F81BD" w:themeColor="accent1"/>
       <w:sz w:val="20"/>
       <w:szCs w:val="20"/>
@@ -14984,7 +14984,7 @@
     <w:semiHidden/>
     <w:rsid w:val="00FC693F"/>
     <w:rPr>
-      <w:rFonts w:asciiTheme="majorHAnsi" w:eastAsiaTheme="majorEastAsia" w:hAnsiTheme="majorHAnsi" w:cstheme="majorBidi"/>
+      <w:rFonts w:ascii="Times New Roman" w:hAnsi="Times New Roman" w:eastAsia="Times New Roman" w:cs="Times New Roman"/>
       <w:i/>
       <w:iCs/>
       <w:color w:val="404040" w:themeColor="text1" w:themeTint="BF"/>
@@ -16573,7 +16573,7 @@
         <w:spacing w:before="0" w:after="0" w:line="240" w:lineRule="auto"/>
       </w:pPr>
       <w:rPr>
-        <w:rFonts w:asciiTheme="majorHAnsi" w:eastAsiaTheme="majorEastAsia" w:hAnsiTheme="majorHAnsi" w:cstheme="majorBidi"/>
+        <w:rFonts w:ascii="Times New Roman" w:hAnsi="Times New Roman" w:eastAsia="Times New Roman" w:cs="Times New Roman"/>
         <w:b/>
         <w:bCs/>
       </w:rPr>
@@ -16594,7 +16594,7 @@
         <w:spacing w:before="0" w:after="0" w:line="240" w:lineRule="auto"/>
       </w:pPr>
       <w:rPr>
-        <w:rFonts w:asciiTheme="majorHAnsi" w:eastAsiaTheme="majorEastAsia" w:hAnsiTheme="majorHAnsi" w:cstheme="majorBidi"/>
+        <w:rFonts w:ascii="Times New Roman" w:hAnsi="Times New Roman" w:eastAsia="Times New Roman" w:cs="Times New Roman"/>
         <w:b/>
         <w:bCs/>
       </w:rPr>
@@ -16612,14 +16612,14 @@
     </w:tblStylePr>
     <w:tblStylePr w:type="firstCol">
       <w:rPr>
-        <w:rFonts w:asciiTheme="majorHAnsi" w:eastAsiaTheme="majorEastAsia" w:hAnsiTheme="majorHAnsi" w:cstheme="majorBidi"/>
+        <w:rFonts w:ascii="Times New Roman" w:hAnsi="Times New Roman" w:eastAsia="Times New Roman" w:cs="Times New Roman"/>
         <w:b/>
         <w:bCs/>
       </w:rPr>
     </w:tblStylePr>
     <w:tblStylePr w:type="lastCol">
       <w:rPr>
-        <w:rFonts w:asciiTheme="majorHAnsi" w:eastAsiaTheme="majorEastAsia" w:hAnsiTheme="majorHAnsi" w:cstheme="majorBidi"/>
+        <w:rFonts w:ascii="Times New Roman" w:hAnsi="Times New Roman" w:eastAsia="Times New Roman" w:cs="Times New Roman"/>
         <w:b/>
         <w:bCs/>
       </w:rPr>
@@ -16703,7 +16703,7 @@
         <w:spacing w:before="0" w:after="0" w:line="240" w:lineRule="auto"/>
       </w:pPr>
       <w:rPr>
-        <w:rFonts w:asciiTheme="majorHAnsi" w:eastAsiaTheme="majorEastAsia" w:hAnsiTheme="majorHAnsi" w:cstheme="majorBidi"/>
+        <w:rFonts w:ascii="Times New Roman" w:hAnsi="Times New Roman" w:eastAsia="Times New Roman" w:cs="Times New Roman"/>
         <w:b/>
         <w:bCs/>
       </w:rPr>
@@ -16724,7 +16724,7 @@
         <w:spacing w:before="0" w:after="0" w:line="240" w:lineRule="auto"/>
       </w:pPr>
       <w:rPr>
-        <w:rFonts w:asciiTheme="majorHAnsi" w:eastAsiaTheme="majorEastAsia" w:hAnsiTheme="majorHAnsi" w:cstheme="majorBidi"/>
+        <w:rFonts w:ascii="Times New Roman" w:hAnsi="Times New Roman" w:eastAsia="Times New Roman" w:cs="Times New Roman"/>
         <w:b/>
         <w:bCs/>
       </w:rPr>
@@ -16742,14 +16742,14 @@
     </w:tblStylePr>
     <w:tblStylePr w:type="firstCol">
       <w:rPr>
-        <w:rFonts w:asciiTheme="majorHAnsi" w:eastAsiaTheme="majorEastAsia" w:hAnsiTheme="majorHAnsi" w:cstheme="majorBidi"/>
+        <w:rFonts w:ascii="Times New Roman" w:hAnsi="Times New Roman" w:eastAsia="Times New Roman" w:cs="Times New Roman"/>
         <w:b/>
         <w:bCs/>
       </w:rPr>
     </w:tblStylePr>
     <w:tblStylePr w:type="lastCol">
       <w:rPr>
-        <w:rFonts w:asciiTheme="majorHAnsi" w:eastAsiaTheme="majorEastAsia" w:hAnsiTheme="majorHAnsi" w:cstheme="majorBidi"/>
+        <w:rFonts w:ascii="Times New Roman" w:hAnsi="Times New Roman" w:eastAsia="Times New Roman" w:cs="Times New Roman"/>
         <w:b/>
         <w:bCs/>
       </w:rPr>
@@ -16833,7 +16833,7 @@
         <w:spacing w:before="0" w:after="0" w:line="240" w:lineRule="auto"/>
       </w:pPr>
       <w:rPr>
-        <w:rFonts w:asciiTheme="majorHAnsi" w:eastAsiaTheme="majorEastAsia" w:hAnsiTheme="majorHAnsi" w:cstheme="majorBidi"/>
+        <w:rFonts w:ascii="Times New Roman" w:hAnsi="Times New Roman" w:eastAsia="Times New Roman" w:cs="Times New Roman"/>
         <w:b/>
         <w:bCs/>
       </w:rPr>
@@ -16854,7 +16854,7 @@
         <w:spacing w:before="0" w:after="0" w:line="240" w:lineRule="auto"/>
       </w:pPr>
       <w:rPr>
-        <w:rFonts w:asciiTheme="majorHAnsi" w:eastAsiaTheme="majorEastAsia" w:hAnsiTheme="majorHAnsi" w:cstheme="majorBidi"/>
+        <w:rFonts w:ascii="Times New Roman" w:hAnsi="Times New Roman" w:eastAsia="Times New Roman" w:cs="Times New Roman"/>
         <w:b/>
         <w:bCs/>
       </w:rPr>
@@ -16872,14 +16872,14 @@
     </w:tblStylePr>
     <w:tblStylePr w:type="firstCol">
       <w:rPr>
-        <w:rFonts w:asciiTheme="majorHAnsi" w:eastAsiaTheme="majorEastAsia" w:hAnsiTheme="majorHAnsi" w:cstheme="majorBidi"/>
+        <w:rFonts w:ascii="Times New Roman" w:hAnsi="Times New Roman" w:eastAsia="Times New Roman" w:cs="Times New Roman"/>
         <w:b/>
         <w:bCs/>
       </w:rPr>
     </w:tblStylePr>
     <w:tblStylePr w:type="lastCol">
       <w:rPr>
-        <w:rFonts w:asciiTheme="majorHAnsi" w:eastAsiaTheme="majorEastAsia" w:hAnsiTheme="majorHAnsi" w:cstheme="majorBidi"/>
+        <w:rFonts w:ascii="Times New Roman" w:hAnsi="Times New Roman" w:eastAsia="Times New Roman" w:cs="Times New Roman"/>
         <w:b/>
         <w:bCs/>
       </w:rPr>
@@ -16963,7 +16963,7 @@
         <w:spacing w:before="0" w:after="0" w:line="240" w:lineRule="auto"/>
       </w:pPr>
       <w:rPr>
-        <w:rFonts w:asciiTheme="majorHAnsi" w:eastAsiaTheme="majorEastAsia" w:hAnsiTheme="majorHAnsi" w:cstheme="majorBidi"/>
+        <w:rFonts w:ascii="Times New Roman" w:hAnsi="Times New Roman" w:eastAsia="Times New Roman" w:cs="Times New Roman"/>
         <w:b/>
         <w:bCs/>
       </w:rPr>
@@ -16984,7 +16984,7 @@
         <w:spacing w:before="0" w:after="0" w:line="240" w:lineRule="auto"/>
       </w:pPr>
       <w:rPr>
-        <w:rFonts w:asciiTheme="majorHAnsi" w:eastAsiaTheme="majorEastAsia" w:hAnsiTheme="majorHAnsi" w:cstheme="majorBidi"/>
+        <w:rFonts w:ascii="Times New Roman" w:hAnsi="Times New Roman" w:eastAsia="Times New Roman" w:cs="Times New Roman"/>
         <w:b/>
         <w:bCs/>
       </w:rPr>
@@ -17002,14 +17002,14 @@
     </w:tblStylePr>
     <w:tblStylePr w:type="firstCol">
       <w:rPr>
-        <w:rFonts w:asciiTheme="majorHAnsi" w:eastAsiaTheme="majorEastAsia" w:hAnsiTheme="majorHAnsi" w:cstheme="majorBidi"/>
+        <w:rFonts w:ascii="Times New Roman" w:hAnsi="Times New Roman" w:eastAsia="Times New Roman" w:cs="Times New Roman"/>
         <w:b/>
         <w:bCs/>
       </w:rPr>
     </w:tblStylePr>
     <w:tblStylePr w:type="lastCol">
       <w:rPr>
-        <w:rFonts w:asciiTheme="majorHAnsi" w:eastAsiaTheme="majorEastAsia" w:hAnsiTheme="majorHAnsi" w:cstheme="majorBidi"/>
+        <w:rFonts w:ascii="Times New Roman" w:hAnsi="Times New Roman" w:eastAsia="Times New Roman" w:cs="Times New Roman"/>
         <w:b/>
         <w:bCs/>
       </w:rPr>
@@ -17093,7 +17093,7 @@
         <w:spacing w:before="0" w:after="0" w:line="240" w:lineRule="auto"/>
       </w:pPr>
       <w:rPr>
-        <w:rFonts w:asciiTheme="majorHAnsi" w:eastAsiaTheme="majorEastAsia" w:hAnsiTheme="majorHAnsi" w:cstheme="majorBidi"/>
+        <w:rFonts w:ascii="Times New Roman" w:hAnsi="Times New Roman" w:eastAsia="Times New Roman" w:cs="Times New Roman"/>
         <w:b/>
         <w:bCs/>
       </w:rPr>
@@ -17114,7 +17114,7 @@
         <w:spacing w:before="0" w:after="0" w:line="240" w:lineRule="auto"/>
       </w:pPr>
       <w:rPr>
-        <w:rFonts w:asciiTheme="majorHAnsi" w:eastAsiaTheme="majorEastAsia" w:hAnsiTheme="majorHAnsi" w:cstheme="majorBidi"/>
+        <w:rFonts w:ascii="Times New Roman" w:hAnsi="Times New Roman" w:eastAsia="Times New Roman" w:cs="Times New Roman"/>
         <w:b/>
         <w:bCs/>
       </w:rPr>
@@ -17132,14 +17132,14 @@
     </w:tblStylePr>
     <w:tblStylePr w:type="firstCol">
       <w:rPr>
-        <w:rFonts w:asciiTheme="majorHAnsi" w:eastAsiaTheme="majorEastAsia" w:hAnsiTheme="majorHAnsi" w:cstheme="majorBidi"/>
+        <w:rFonts w:ascii="Times New Roman" w:hAnsi="Times New Roman" w:eastAsia="Times New Roman" w:cs="Times New Roman"/>
         <w:b/>
         <w:bCs/>
       </w:rPr>
     </w:tblStylePr>
     <w:tblStylePr w:type="lastCol">
       <w:rPr>
-        <w:rFonts w:asciiTheme="majorHAnsi" w:eastAsiaTheme="majorEastAsia" w:hAnsiTheme="majorHAnsi" w:cstheme="majorBidi"/>
+        <w:rFonts w:ascii="Times New Roman" w:hAnsi="Times New Roman" w:eastAsia="Times New Roman" w:cs="Times New Roman"/>
         <w:b/>
         <w:bCs/>
       </w:rPr>
@@ -17223,7 +17223,7 @@
         <w:spacing w:before="0" w:after="0" w:line="240" w:lineRule="auto"/>
       </w:pPr>
       <w:rPr>
-        <w:rFonts w:asciiTheme="majorHAnsi" w:eastAsiaTheme="majorEastAsia" w:hAnsiTheme="majorHAnsi" w:cstheme="majorBidi"/>
+        <w:rFonts w:ascii="Times New Roman" w:hAnsi="Times New Roman" w:eastAsia="Times New Roman" w:cs="Times New Roman"/>
         <w:b/>
         <w:bCs/>
       </w:rPr>
@@ -17244,7 +17244,7 @@
         <w:spacing w:before="0" w:after="0" w:line="240" w:lineRule="auto"/>
       </w:pPr>
       <w:rPr>
-        <w:rFonts w:asciiTheme="majorHAnsi" w:eastAsiaTheme="majorEastAsia" w:hAnsiTheme="majorHAnsi" w:cstheme="majorBidi"/>
+        <w:rFonts w:ascii="Times New Roman" w:hAnsi="Times New Roman" w:eastAsia="Times New Roman" w:cs="Times New Roman"/>
         <w:b/>
         <w:bCs/>
       </w:rPr>
@@ -17262,14 +17262,14 @@
     </w:tblStylePr>
     <w:tblStylePr w:type="firstCol">
       <w:rPr>
-        <w:rFonts w:asciiTheme="majorHAnsi" w:eastAsiaTheme="majorEastAsia" w:hAnsiTheme="majorHAnsi" w:cstheme="majorBidi"/>
+        <w:rFonts w:ascii="Times New Roman" w:hAnsi="Times New Roman" w:eastAsia="Times New Roman" w:cs="Times New Roman"/>
         <w:b/>
         <w:bCs/>
       </w:rPr>
     </w:tblStylePr>
     <w:tblStylePr w:type="lastCol">
       <w:rPr>
-        <w:rFonts w:asciiTheme="majorHAnsi" w:eastAsiaTheme="majorEastAsia" w:hAnsiTheme="majorHAnsi" w:cstheme="majorBidi"/>
+        <w:rFonts w:ascii="Times New Roman" w:hAnsi="Times New Roman" w:eastAsia="Times New Roman" w:cs="Times New Roman"/>
         <w:b/>
         <w:bCs/>
       </w:rPr>
@@ -17353,7 +17353,7 @@
         <w:spacing w:before="0" w:after="0" w:line="240" w:lineRule="auto"/>
       </w:pPr>
       <w:rPr>
-        <w:rFonts w:asciiTheme="majorHAnsi" w:eastAsiaTheme="majorEastAsia" w:hAnsiTheme="majorHAnsi" w:cstheme="majorBidi"/>
+        <w:rFonts w:ascii="Times New Roman" w:hAnsi="Times New Roman" w:eastAsia="Times New Roman" w:cs="Times New Roman"/>
         <w:b/>
         <w:bCs/>
       </w:rPr>
@@ -17374,7 +17374,7 @@
         <w:spacing w:before="0" w:after="0" w:line="240" w:lineRule="auto"/>
       </w:pPr>
       <w:rPr>
-        <w:rFonts w:asciiTheme="majorHAnsi" w:eastAsiaTheme="majorEastAsia" w:hAnsiTheme="majorHAnsi" w:cstheme="majorBidi"/>
+        <w:rFonts w:ascii="Times New Roman" w:hAnsi="Times New Roman" w:eastAsia="Times New Roman" w:cs="Times New Roman"/>
         <w:b/>
         <w:bCs/>
       </w:rPr>
@@ -17392,14 +17392,14 @@
     </w:tblStylePr>
     <w:tblStylePr w:type="firstCol">
       <w:rPr>
-        <w:rFonts w:asciiTheme="majorHAnsi" w:eastAsiaTheme="majorEastAsia" w:hAnsiTheme="majorHAnsi" w:cstheme="majorBidi"/>
+        <w:rFonts w:ascii="Times New Roman" w:hAnsi="Times New Roman" w:eastAsia="Times New Roman" w:cs="Times New Roman"/>
         <w:b/>
         <w:bCs/>
       </w:rPr>
     </w:tblStylePr>
     <w:tblStylePr w:type="lastCol">
       <w:rPr>
-        <w:rFonts w:asciiTheme="majorHAnsi" w:eastAsiaTheme="majorEastAsia" w:hAnsiTheme="majorHAnsi" w:cstheme="majorBidi"/>
+        <w:rFonts w:ascii="Times New Roman" w:hAnsi="Times New Roman" w:eastAsia="Times New Roman" w:cs="Times New Roman"/>
         <w:b/>
         <w:bCs/>
       </w:rPr>
@@ -19264,7 +19264,7 @@
     </w:tblPr>
     <w:tblStylePr w:type="firstRow">
       <w:rPr>
-        <w:rFonts w:asciiTheme="majorHAnsi" w:eastAsiaTheme="majorEastAsia" w:hAnsiTheme="majorHAnsi" w:cstheme="majorBidi"/>
+        <w:rFonts w:ascii="Times New Roman" w:hAnsi="Times New Roman" w:eastAsia="Times New Roman" w:cs="Times New Roman"/>
       </w:rPr>
       <w:tblPr/>
       <w:tcPr>
@@ -19348,7 +19348,7 @@
     </w:tblPr>
     <w:tblStylePr w:type="firstRow">
       <w:rPr>
-        <w:rFonts w:asciiTheme="majorHAnsi" w:eastAsiaTheme="majorEastAsia" w:hAnsiTheme="majorHAnsi" w:cstheme="majorBidi"/>
+        <w:rFonts w:ascii="Times New Roman" w:hAnsi="Times New Roman" w:eastAsia="Times New Roman" w:cs="Times New Roman"/>
       </w:rPr>
       <w:tblPr/>
       <w:tcPr>
@@ -19432,7 +19432,7 @@
     </w:tblPr>
     <w:tblStylePr w:type="firstRow">
       <w:rPr>
-        <w:rFonts w:asciiTheme="majorHAnsi" w:eastAsiaTheme="majorEastAsia" w:hAnsiTheme="majorHAnsi" w:cstheme="majorBidi"/>
+        <w:rFonts w:ascii="Times New Roman" w:hAnsi="Times New Roman" w:eastAsia="Times New Roman" w:cs="Times New Roman"/>
       </w:rPr>
       <w:tblPr/>
       <w:tcPr>
@@ -19516,7 +19516,7 @@
     </w:tblPr>
     <w:tblStylePr w:type="firstRow">
       <w:rPr>
-        <w:rFonts w:asciiTheme="majorHAnsi" w:eastAsiaTheme="majorEastAsia" w:hAnsiTheme="majorHAnsi" w:cstheme="majorBidi"/>
+        <w:rFonts w:ascii="Times New Roman" w:hAnsi="Times New Roman" w:eastAsia="Times New Roman" w:cs="Times New Roman"/>
       </w:rPr>
       <w:tblPr/>
       <w:tcPr>
@@ -19600,7 +19600,7 @@
     </w:tblPr>
     <w:tblStylePr w:type="firstRow">
       <w:rPr>
-        <w:rFonts w:asciiTheme="majorHAnsi" w:eastAsiaTheme="majorEastAsia" w:hAnsiTheme="majorHAnsi" w:cstheme="majorBidi"/>
+        <w:rFonts w:ascii="Times New Roman" w:hAnsi="Times New Roman" w:eastAsia="Times New Roman" w:cs="Times New Roman"/>
       </w:rPr>
       <w:tblPr/>
       <w:tcPr>
@@ -19684,7 +19684,7 @@
     </w:tblPr>
     <w:tblStylePr w:type="firstRow">
       <w:rPr>
-        <w:rFonts w:asciiTheme="majorHAnsi" w:eastAsiaTheme="majorEastAsia" w:hAnsiTheme="majorHAnsi" w:cstheme="majorBidi"/>
+        <w:rFonts w:ascii="Times New Roman" w:hAnsi="Times New Roman" w:eastAsia="Times New Roman" w:cs="Times New Roman"/>
       </w:rPr>
       <w:tblPr/>
       <w:tcPr>
@@ -19768,7 +19768,7 @@
     </w:tblPr>
     <w:tblStylePr w:type="firstRow">
       <w:rPr>
-        <w:rFonts w:asciiTheme="majorHAnsi" w:eastAsiaTheme="majorEastAsia" w:hAnsiTheme="majorHAnsi" w:cstheme="majorBidi"/>
+        <w:rFonts w:ascii="Times New Roman" w:hAnsi="Times New Roman" w:eastAsia="Times New Roman" w:cs="Times New Roman"/>
       </w:rPr>
       <w:tblPr/>
       <w:tcPr>
@@ -19833,7 +19833,7 @@
       <w:spacing w:after="0" w:line="240" w:lineRule="auto"/>
     </w:pPr>
     <w:rPr>
-      <w:rFonts w:asciiTheme="majorHAnsi" w:eastAsiaTheme="majorEastAsia" w:hAnsiTheme="majorHAnsi" w:cstheme="majorBidi"/>
+      <w:rFonts w:ascii="Times New Roman" w:hAnsi="Times New Roman" w:eastAsia="Times New Roman" w:cs="Times New Roman"/>
       <w:color w:val="000000" w:themeColor="text1"/>
     </w:rPr>
     <w:tblPr>
@@ -19961,7 +19961,7 @@
       <w:spacing w:after="0" w:line="240" w:lineRule="auto"/>
     </w:pPr>
     <w:rPr>
-      <w:rFonts w:asciiTheme="majorHAnsi" w:eastAsiaTheme="majorEastAsia" w:hAnsiTheme="majorHAnsi" w:cstheme="majorBidi"/>
+      <w:rFonts w:ascii="Times New Roman" w:hAnsi="Times New Roman" w:eastAsia="Times New Roman" w:cs="Times New Roman"/>
       <w:color w:val="000000" w:themeColor="text1"/>
     </w:rPr>
     <w:tblPr>
@@ -20089,7 +20089,7 @@
       <w:spacing w:after="0" w:line="240" w:lineRule="auto"/>
     </w:pPr>
     <w:rPr>
-      <w:rFonts w:asciiTheme="majorHAnsi" w:eastAsiaTheme="majorEastAsia" w:hAnsiTheme="majorHAnsi" w:cstheme="majorBidi"/>
+      <w:rFonts w:ascii="Times New Roman" w:hAnsi="Times New Roman" w:eastAsia="Times New Roman" w:cs="Times New Roman"/>
       <w:color w:val="000000" w:themeColor="text1"/>
     </w:rPr>
     <w:tblPr>
@@ -20217,7 +20217,7 @@
       <w:spacing w:after="0" w:line="240" w:lineRule="auto"/>
     </w:pPr>
     <w:rPr>
-      <w:rFonts w:asciiTheme="majorHAnsi" w:eastAsiaTheme="majorEastAsia" w:hAnsiTheme="majorHAnsi" w:cstheme="majorBidi"/>
+      <w:rFonts w:ascii="Times New Roman" w:hAnsi="Times New Roman" w:eastAsia="Times New Roman" w:cs="Times New Roman"/>
       <w:color w:val="000000" w:themeColor="text1"/>
     </w:rPr>
     <w:tblPr>
@@ -20345,7 +20345,7 @@
       <w:spacing w:after="0" w:line="240" w:lineRule="auto"/>
     </w:pPr>
     <w:rPr>
-      <w:rFonts w:asciiTheme="majorHAnsi" w:eastAsiaTheme="majorEastAsia" w:hAnsiTheme="majorHAnsi" w:cstheme="majorBidi"/>
+      <w:rFonts w:ascii="Times New Roman" w:hAnsi="Times New Roman" w:eastAsia="Times New Roman" w:cs="Times New Roman"/>
       <w:color w:val="000000" w:themeColor="text1"/>
     </w:rPr>
     <w:tblPr>
@@ -20473,7 +20473,7 @@
       <w:spacing w:after="0" w:line="240" w:lineRule="auto"/>
     </w:pPr>
     <w:rPr>
-      <w:rFonts w:asciiTheme="majorHAnsi" w:eastAsiaTheme="majorEastAsia" w:hAnsiTheme="majorHAnsi" w:cstheme="majorBidi"/>
+      <w:rFonts w:ascii="Times New Roman" w:hAnsi="Times New Roman" w:eastAsia="Times New Roman" w:cs="Times New Roman"/>
       <w:color w:val="000000" w:themeColor="text1"/>
     </w:rPr>
     <w:tblPr>
@@ -20601,7 +20601,7 @@
       <w:spacing w:after="0" w:line="240" w:lineRule="auto"/>
     </w:pPr>
     <w:rPr>
-      <w:rFonts w:asciiTheme="majorHAnsi" w:eastAsiaTheme="majorEastAsia" w:hAnsiTheme="majorHAnsi" w:cstheme="majorBidi"/>
+      <w:rFonts w:ascii="Times New Roman" w:hAnsi="Times New Roman" w:eastAsia="Times New Roman" w:cs="Times New Roman"/>
       <w:color w:val="000000" w:themeColor="text1"/>
     </w:rPr>
     <w:tblPr>
@@ -21240,7 +21240,7 @@
       <w:spacing w:after="0" w:line="240" w:lineRule="auto"/>
     </w:pPr>
     <w:rPr>
-      <w:rFonts w:asciiTheme="majorHAnsi" w:eastAsiaTheme="majorEastAsia" w:hAnsiTheme="majorHAnsi" w:cstheme="majorBidi"/>
+      <w:rFonts w:ascii="Times New Roman" w:hAnsi="Times New Roman" w:eastAsia="Times New Roman" w:cs="Times New Roman"/>
       <w:color w:val="000000" w:themeColor="text1"/>
     </w:rPr>
     <w:tblPr>
@@ -21365,7 +21365,7 @@
       <w:spacing w:after="0" w:line="240" w:lineRule="auto"/>
     </w:pPr>
     <w:rPr>
-      <w:rFonts w:asciiTheme="majorHAnsi" w:eastAsiaTheme="majorEastAsia" w:hAnsiTheme="majorHAnsi" w:cstheme="majorBidi"/>
+      <w:rFonts w:ascii="Times New Roman" w:hAnsi="Times New Roman" w:eastAsia="Times New Roman" w:cs="Times New Roman"/>
       <w:color w:val="000000" w:themeColor="text1"/>
     </w:rPr>
     <w:tblPr>
@@ -21490,7 +21490,7 @@
       <w:spacing w:after="0" w:line="240" w:lineRule="auto"/>
     </w:pPr>
     <w:rPr>
-      <w:rFonts w:asciiTheme="majorHAnsi" w:eastAsiaTheme="majorEastAsia" w:hAnsiTheme="majorHAnsi" w:cstheme="majorBidi"/>
+      <w:rFonts w:ascii="Times New Roman" w:hAnsi="Times New Roman" w:eastAsia="Times New Roman" w:cs="Times New Roman"/>
       <w:color w:val="000000" w:themeColor="text1"/>
     </w:rPr>
     <w:tblPr>
@@ -21615,7 +21615,7 @@
       <w:spacing w:after="0" w:line="240" w:lineRule="auto"/>
     </w:pPr>
     <w:rPr>
-      <w:rFonts w:asciiTheme="majorHAnsi" w:eastAsiaTheme="majorEastAsia" w:hAnsiTheme="majorHAnsi" w:cstheme="majorBidi"/>
+      <w:rFonts w:ascii="Times New Roman" w:hAnsi="Times New Roman" w:eastAsia="Times New Roman" w:cs="Times New Roman"/>
       <w:color w:val="000000" w:themeColor="text1"/>
     </w:rPr>
     <w:tblPr>
@@ -21740,7 +21740,7 @@
       <w:spacing w:after="0" w:line="240" w:lineRule="auto"/>
     </w:pPr>
     <w:rPr>
-      <w:rFonts w:asciiTheme="majorHAnsi" w:eastAsiaTheme="majorEastAsia" w:hAnsiTheme="majorHAnsi" w:cstheme="majorBidi"/>
+      <w:rFonts w:ascii="Times New Roman" w:hAnsi="Times New Roman" w:eastAsia="Times New Roman" w:cs="Times New Roman"/>
       <w:color w:val="000000" w:themeColor="text1"/>
     </w:rPr>
     <w:tblPr>
@@ -21865,7 +21865,7 @@
       <w:spacing w:after="0" w:line="240" w:lineRule="auto"/>
     </w:pPr>
     <w:rPr>
-      <w:rFonts w:asciiTheme="majorHAnsi" w:eastAsiaTheme="majorEastAsia" w:hAnsiTheme="majorHAnsi" w:cstheme="majorBidi"/>
+      <w:rFonts w:ascii="Times New Roman" w:hAnsi="Times New Roman" w:eastAsia="Times New Roman" w:cs="Times New Roman"/>
       <w:color w:val="000000" w:themeColor="text1"/>
     </w:rPr>
     <w:tblPr>
@@ -21990,7 +21990,7 @@
       <w:spacing w:after="0" w:line="240" w:lineRule="auto"/>
     </w:pPr>
     <w:rPr>
-      <w:rFonts w:asciiTheme="majorHAnsi" w:eastAsiaTheme="majorEastAsia" w:hAnsiTheme="majorHAnsi" w:cstheme="majorBidi"/>
+      <w:rFonts w:ascii="Times New Roman" w:hAnsi="Times New Roman" w:eastAsia="Times New Roman" w:cs="Times New Roman"/>
       <w:color w:val="000000" w:themeColor="text1"/>
     </w:rPr>
     <w:tblPr>
@@ -37745,7 +37745,7 @@
     </a:clrScheme>
     <a:fontScheme name="Office">
       <a:majorFont>
-        <a:latin typeface="Calibri"/>
+        <a:latin typeface="Times New Roman"/>
         <a:ea typeface=""/>
         <a:cs typeface=""/>
         <a:font script="Jpan" typeface="ＭＳ ゴシック"/>
@@ -37780,7 +37780,7 @@
         <a:font script="Geor" typeface="Sylfaen"/>
       </a:majorFont>
       <a:minorFont>
-        <a:latin typeface="Cambria"/>
+        <a:latin typeface="Times New Roman"/>
         <a:ea typeface=""/>
         <a:cs typeface=""/>
         <a:font script="Jpan" typeface="ＭＳ 明朝"/>
